--- a/companies/northgate-staffing/Firm/Firm Overview 2021 v3.docx
+++ b/companies/northgate-staffing/Firm/Firm Overview 2021 v3.docx
@@ -7,17 +7,12 @@
         <w:pStyle w:val="Heading1"/>
       </w:pPr>
       <w:r>
-        <w:t>Northgate Talent Partners LLC: Firm Overview</w:t>
+        <w:t>Northgate Talent Partners</w:t>
       </w:r>
     </w:p>
     <w:p>
       <w:r>
-        <w:t>Northgate Talent Partners is a retained executive search firm. We place senior operators and board directors at mid-market companies. We work on a small number of searches at a time, and the consultant who sits with you in the first meeting is the consultant who calls you every week until the seat is filled. There is no version of this firm in which a client meets a senior name during the pitch and then never hears from her again.</w:t>
-      </w:r>
-    </w:p>
-    <w:p>
-      <w:r>
-        <w:t>Mid-market leadership hiring is not a smaller version of large-cap hiring. The candidate a mid-market company needs is usually someone who has run something bigger and wants a shorter distance between a decision and its consequences, or someone who has run something adjacent and is ready to run the whole thing. Neither of those people is answering a posting. They are found, and then they are persuaded, and the persuading takes months of correspondence that never appears in any document. What follows is what the documents cover.</w:t>
+        <w:t>We are a retained executive search firm, and we have built the whole of the practice on a simple belief: that this is a relationship business first and a document business second. We help mid-market companies, and one regional health system we have been proud to serve, find the senior operators and board directors who will carry them into their next stage. When a board decides that its next hire is the one that matters most, that is the moment we are built for.</w:t>
       </w:r>
     </w:p>
     <w:p>
@@ -25,7 +20,25 @@
         <w:pStyle w:val="Heading2"/>
       </w:pPr>
       <w:r>
-        <w:t>Service Lines</w:t>
+        <w:t>The work we do</w:t>
+      </w:r>
+    </w:p>
+    <w:p>
+      <w:r>
+        <w:t>A retained search means we work only for you on the assignment, and we stay with it until the seat is filled. It is patient, careful work. The real product is not a stack of paper; it is a long, discreet thread of conversations with people who are, for the most part, not looking to move. The formal documents matter, and we do them well, but they are the scaffolding around that thread. Everything we produce is in service of one thing: bringing you a person your board will be glad to have hired three years from now.</w:t>
+      </w:r>
+    </w:p>
+    <w:p>
+      <w:pPr>
+        <w:pStyle w:val="Heading2"/>
+      </w:pPr>
+      <w:r>
+        <w:t>How an assignment runs</w:t>
+      </w:r>
+    </w:p>
+    <w:p>
+      <w:r>
+        <w:t>Every search we run moves through the same clear stages, and we like our clients to know the shape of it from the start:</w:t>
       </w:r>
     </w:p>
     <w:p>
@@ -33,7 +46,7 @@
         <w:pStyle w:val="ListBullet"/>
       </w:pPr>
       <w:r>
-        <w:t>Retained executive search. Chief executive, president, and senior functional leadership for privately held and sponsor-backed mid-market companies.</w:t>
+        <w:t>We agree a position specification with you and your board, so that we are all searching for the same person.</w:t>
       </w:r>
     </w:p>
     <w:p>
@@ -41,7 +54,7 @@
         <w:pStyle w:val="ListBullet"/>
       </w:pPr>
       <w:r>
-        <w:t>Board and director search. Independent and non-executive directors, including mandates scoped to a specific committee need.</w:t>
+        <w:t>We map the market, build a long list from that map, and approach prospects with care and discretion.</w:t>
       </w:r>
     </w:p>
     <w:p>
@@ -49,7 +62,20 @@
         <w:pStyle w:val="ListBullet"/>
       </w:pPr>
       <w:r>
-        <w:t>Research and market mapping. A structured read of who is actually available in a market, delivered before a search is opened. It has more than once persuaded a client not to open one.</w:t>
+        <w:t>We interview and assess in depth, then bring you a short candidate slate described by fit and evidence, not by name alone.</w:t>
+      </w:r>
+    </w:p>
+    <w:p>
+      <w:pPr>
+        <w:pStyle w:val="ListBullet"/>
+      </w:pPr>
+      <w:r>
+        <w:t>We stay with you through client interviews, references, and the offer, and we do not step back until your new leader has accepted and started.</w:t>
+      </w:r>
+    </w:p>
+    <w:p>
+      <w:r>
+        <w:t>Discretion runs through all of it. A search puts two anxious parties in our care at once, a client who cannot afford to get the hire wrong and a candidate who cannot afford to be seen looking, and our whole method is built to keep faith with both. We describe prospects to a client by their current seat and record rather than by name, and we hold those names close until both sides are ready to meet. It is the reason the best people, the ones already in a good chair and not advertising a wish to leave it, are willing to take our call at all.</w:t>
       </w:r>
     </w:p>
     <w:p>
@@ -57,27 +83,12 @@
         <w:pStyle w:val="Heading2"/>
       </w:pPr>
       <w:r>
-        <w:t>How We Work</w:t>
+        <w:t>Why boards work with us</w:t>
       </w:r>
     </w:p>
     <w:p>
       <w:r>
-        <w:t>Every engagement begins with a position specification, and we spend longer on it than clients expect. It is where a board discovers that three of its members want three different people. We would rather find that out in writing, in week two, than in a final interview six months later. The specification is drafted by our research bench and edited by the consultant who owns the search, and it does not go out until the client can read it and recognize their own company in it.</w:t>
-      </w:r>
-    </w:p>
-    <w:p>
-      <w:r>
-        <w:t>From there the work is correspondence: a long, careful thread with people who mostly are not looking. We report on a fixed rhythm whether or not the news is good. Our research bench, Mary Parker and Larry Russell, does the mapping and drafting that stands behind every slate, and clients see their work long before they meet them. When a slate is thin, the client is told it is thin. A padded slate wastes the client's calendar and insults the two candidates who actually belong on it. Occasionally a thin slate means the specification is wrong rather than the market is empty, and that conversation is uncomfortable and worth having early.</w:t>
-      </w:r>
-    </w:p>
-    <w:p>
-      <w:r>
-        <w:t>We are a retained firm, which means the client is buying the search rather than the outcome, and we think the client should understand exactly what that buys before signing anything. The fee schedule, the reporting rhythm, and what happens if the search is paused or the seat is filled internally are all set out in the search agreement, in plain terms, before any work begins. Nobody should be reading their own engagement terms for the first time in month three.</w:t>
-      </w:r>
-    </w:p>
-    <w:p>
-      <w:r>
-        <w:t>Discretion is not a courtesy here, it is the product. In anything that circulates beyond the consultant running the search, candidates are described by their current scope and seat rather than by name. The people we most want to reach are the ones with the most to lose by being seen in a process, and they talk to us because the firm has never given them a reason not to.</w:t>
+        <w:t>We are not the firm to call for volume, and we do not pretend to be. We take a small number of assignments and give each of them our full attention. A board comes to us when the seat is one that will shape the next several years, when the field is thin and has to be found rather than screened, and when the process has to stay quiet. On those searches, our fixed fee is agreed at the outset and does not move as the search does, so the cost is known before the first call is made. What a client is buying is judgment and patience, and the steadiness to keep two nervous parties calm while the right conversation slowly comes together.</w:t>
       </w:r>
     </w:p>
     <w:p>
@@ -85,17 +96,75 @@
         <w:pStyle w:val="Heading2"/>
       </w:pPr>
       <w:r>
-        <w:t>Representative Client Work</w:t>
+        <w:t>Some of the searches we have run</w:t>
       </w:r>
     </w:p>
     <w:p>
       <w:r>
-        <w:t>The firm has been retained for five engagements to date. Our first client was Roach, Moss and Hall, and the work since has been for Coleman Ltd, Sanchez-Baker, Davis and Sons, and most recently Howard, Carlson and Tran. That is a deliberately short list. We take the number of searches we can staff properly, which is fewer than we are asked to take, and repeat business has mattered more to us than volume.</w:t>
+        <w:t>We are fortunate in our clients. What follows is a representative handful, offered as examples of the kind of company that trusts us with a search, and not as a full account of our book; we hold a great many of our relationships in confidence, as our clients would expect us to:</w:t>
+      </w:r>
+    </w:p>
+    <w:p>
+      <w:pPr>
+        <w:pStyle w:val="ListBullet"/>
+      </w:pPr>
+      <w:r>
+        <w:t>Roach, Moss and Hall</w:t>
+      </w:r>
+    </w:p>
+    <w:p>
+      <w:pPr>
+        <w:pStyle w:val="ListBullet"/>
+      </w:pPr>
+      <w:r>
+        <w:t>Coleman Ltd</w:t>
+      </w:r>
+    </w:p>
+    <w:p>
+      <w:pPr>
+        <w:pStyle w:val="ListBullet"/>
+      </w:pPr>
+      <w:r>
+        <w:t>Sanchez-Baker</w:t>
+      </w:r>
+    </w:p>
+    <w:p>
+      <w:pPr>
+        <w:pStyle w:val="ListBullet"/>
+      </w:pPr>
+      <w:r>
+        <w:t>Davis and Sons</w:t>
+      </w:r>
+    </w:p>
+    <w:p>
+      <w:pPr>
+        <w:pStyle w:val="ListBullet"/>
+      </w:pPr>
+      <w:r>
+        <w:t>Howard, Carlson and Tran</w:t>
       </w:r>
     </w:p>
     <w:p>
       <w:r>
-        <w:t>References from any of the above are available on request, and we would encourage you to ask them the uncomfortable questions rather than the polite ones: whether we told them something they did not want to hear, and how early. If you are weighing a search and are not yet certain you need one, that is a conversation worth having before you are certain. Kelly Chavez, Managing Director, takes those calls directly.</w:t>
+        <w:t>Each of these began the same way, with a board that wanted to get one important hire exactly right, and each is a relationship we still value. We name them here with their goodwill, and we describe the searches themselves no further; the trust that lets us do this work runs in both directions.</w:t>
+      </w:r>
+    </w:p>
+    <w:p>
+      <w:pPr>
+        <w:pStyle w:val="Heading2"/>
+      </w:pPr>
+      <w:r>
+        <w:t>The people you will work with</w:t>
+      </w:r>
+    </w:p>
+    <w:p>
+      <w:r>
+        <w:t>The firm is led by Kelly Chavez, our Managing Director, who still sets the tone for how the office writes and for how it holds the two anxious parties every search carries at once, the client and the candidate. Behind every assignment is a research bench that does the deep, unhurried sourcing the work depends on. Larry Russell is the patient sourcer among them, the one we hand the long-lead mandate where the right person has to be coaxed into a conversation. Mary Parker keeps that research honest, cross-checking the market maps and catching the detail a first pass misses. They describe candidates by their seat, never by their name, in anything that travels, because discretion is the condition that lets good people talk to us at all.</w:t>
+      </w:r>
+    </w:p>
+    <w:p>
+      <w:r>
+        <w:t>If your board is weighing a search that has to go right, the next step is an easy one. Call us, and let us spend an hour understanding what you actually need before anyone talks about candidates. That first conversation is where every good search begins.</w:t>
       </w:r>
     </w:p>
     <w:sectPr>

--- a/companies/northgate-staffing/Firm/Firm Overview 2021 v3.docx
+++ b/companies/northgate-staffing/Firm/Firm Overview 2021 v3.docx
@@ -7,12 +7,12 @@
         <w:pStyle w:val="Heading1"/>
       </w:pPr>
       <w:r>
-        <w:t>Northgate Talent Partners</w:t>
+        <w:t>Northgate Talent Partners LLC: Firm Overview</w:t>
       </w:r>
     </w:p>
     <w:p>
       <w:r>
-        <w:t>We are a retained executive search firm, and we have built the whole of the practice on a simple belief: that this is a relationship business first and a document business second. We help mid-market companies, and one regional health system we have been proud to serve, find the senior operators and board directors who will carry them into their next stage. When a board decides that its next hire is the one that matters most, that is the moment we are built for.</w:t>
+        <w:t>Northgate Talent Partners is a retained executive search firm. We fill senior operating roles and board seats for companies in the middle market, and one consultant carries an assignment from the first meeting to the new executive's first month in the seat. What follows is a short account of how the practice works, written for a board or a chief executive with a search in prospect.</w:t>
       </w:r>
     </w:p>
     <w:p>
@@ -20,12 +20,12 @@
         <w:pStyle w:val="Heading2"/>
       </w:pPr>
       <w:r>
-        <w:t>The work we do</w:t>
+        <w:t>Can you reach the people who are not looking?</w:t>
       </w:r>
     </w:p>
     <w:p>
       <w:r>
-        <w:t>A retained search means we work only for you on the assignment, and we stay with it until the seat is filled. It is patient, careful work. The real product is not a stack of paper; it is a long, discreet thread of conversations with people who are, for the most part, not looking to move. The formal documents matter, and we do them well, but they are the scaffolding around that thread. Everything we produce is in service of one thing: bringing you a person your board will be glad to have hired three years from now.</w:t>
+        <w:t>That is the whole job. The people worth having are employed, well regarded, and reading nothing that resembles an advertisement. Reaching them is telephone work against a map of the market, and the map gets built before a single name goes in front of a client. Larry Russell works the hard end of those lists here, the roles where the obvious people have already said no, and he is patient about going back to someone who declined the first time. Much of what he learns never reaches a document. It shows up in who we call next.</w:t>
       </w:r>
     </w:p>
     <w:p>
@@ -33,12 +33,38 @@
         <w:pStyle w:val="Heading2"/>
       </w:pPr>
       <w:r>
-        <w:t>How an assignment runs</w:t>
+        <w:t>Will the slate stand up?</w:t>
       </w:r>
     </w:p>
     <w:p>
       <w:r>
-        <w:t>Every search we run moves through the same clear stages, and we like our clients to know the shape of it from the start:</w:t>
+        <w:t>A short slate is easy to assemble and hard to defend, and ours is defensible because somebody checks it. Mary Parker establishes what a prospect actually owns today and where the story a resume tells goes thin, keeping what she has confirmed apart from what she was told. When her note hedges, the hedge is the finding, and it reaches the client in those words. A board should hear that from us and not discover it in a reference call.</w:t>
+      </w:r>
+    </w:p>
+    <w:p>
+      <w:pPr>
+        <w:pStyle w:val="Heading2"/>
+      </w:pPr>
+      <w:r>
+        <w:t>Who actually does the work?</w:t>
+      </w:r>
+    </w:p>
+    <w:p>
+      <w:r>
+        <w:t>The consultant a client meets first. The firm is small on purpose, and nothing here is sold by one person and worked by another. The research bench sits behind that consultant and has grown as the practice has, but the specification, the approaches, and the assessment stay with one named person from beginning to end. A client always knows whose telephone to pick up, and that person always knows the search well enough to answer without going away to check.</w:t>
+      </w:r>
+    </w:p>
+    <w:p>
+      <w:pPr>
+        <w:pStyle w:val="Heading2"/>
+      </w:pPr>
+      <w:r>
+        <w:t>What we put in writing</w:t>
+      </w:r>
+    </w:p>
+    <w:p>
+      <w:r>
+        <w:t>Three commitments, and they appear in every engagement letter we sign.</w:t>
       </w:r>
     </w:p>
     <w:p>
@@ -46,7 +72,7 @@
         <w:pStyle w:val="ListBullet"/>
       </w:pPr>
       <w:r>
-        <w:t>We agree a position specification with you and your board, so that we are all searching for the same person.</w:t>
+        <w:t>1. A written position specification, agreed line by line before we approach anybody. Every candidate is measured against it, and so are we.</w:t>
       </w:r>
     </w:p>
     <w:p>
@@ -54,7 +80,7 @@
         <w:pStyle w:val="ListBullet"/>
       </w:pPr>
       <w:r>
-        <w:t>We map the market, build a long list from that map, and approach prospects with care and discretion.</w:t>
+        <w:t>2. Written reporting on a fixed rhythm. The report goes out in the weeks when the news is thin as well as in the weeks when it is good, because a quiet month is still a month the client has paid for.</w:t>
       </w:r>
     </w:p>
     <w:p>
@@ -62,20 +88,17 @@
         <w:pStyle w:val="ListBullet"/>
       </w:pPr>
       <w:r>
-        <w:t>We interview and assess in depth, then bring you a short candidate slate described by fit and evidence, not by name alone.</w:t>
-      </w:r>
-    </w:p>
-    <w:p>
-      <w:pPr>
-        <w:pStyle w:val="ListBullet"/>
-      </w:pPr>
-      <w:r>
-        <w:t>We stay with you through client interviews, references, and the offer, and we do not step back until your new leader has accepted and started.</w:t>
+        <w:t>3. Candidates described by current role and sector, never by name, in anything that circulates. A name reaches a client when one of us can say precisely why it belongs there.</w:t>
       </w:r>
     </w:p>
     <w:p>
       <w:r>
-        <w:t>Discretion runs through all of it. A search puts two anxious parties in our care at once, a client who cannot afford to get the hire wrong and a candidate who cannot afford to be seen looking, and our whole method is built to keep faith with both. We describe prospects to a client by their current seat and record rather than by name, and we hold those names close until both sides are ready to meet. It is the reason the best people, the ones already in a good chair and not advertising a wish to leave it, are willing to take our call at all.</w:t>
+        <w:t>Two further terms are worth stating on a page like this, because they are the ones clients ask about last and care about most. We work on retainer rather than on contingency, so a client is buying a search and not a placement, and expenses are billed at cost without a markup. And for as long as an engagement is open, and for a year after it closes, we will not approach anyone employed by that client on behalf of another. A firm that recruits out of the company it just recruited into is not one a board should keep on retainer.</w:t>
+      </w:r>
+    </w:p>
+    <w:p>
+      <w:r>
+        <w:t>One change since we last revised this page is worth noting. More of our first meetings now happen over video than across a table, and for an opening conversation it has worked better than we expected, particularly with people who cannot easily be seen leaving their own building in the middle of a working day. We still sit down in person with a finalist before that finalist goes in front of a board.</w:t>
       </w:r>
     </w:p>
     <w:p>
@@ -83,88 +106,17 @@
         <w:pStyle w:val="Heading2"/>
       </w:pPr>
       <w:r>
-        <w:t>Why boards work with us</w:t>
+        <w:t>Some of the work</w:t>
       </w:r>
     </w:p>
     <w:p>
       <w:r>
-        <w:t>We are not the firm to call for volume, and we do not pretend to be. We take a small number of assignments and give each of them our full attention. A board comes to us when the seat is one that will shape the next several years, when the field is thin and has to be found rather than screened, and when the process has to stay quiet. On those searches, our fixed fee is agreed at the outset and does not move as the search does, so the cost is known before the first call is made. What a client is buying is judgment and patience, and the steadiness to keep two nervous parties calm while the right conversation slowly comes together.</w:t>
-      </w:r>
-    </w:p>
-    <w:p>
-      <w:pPr>
-        <w:pStyle w:val="Heading2"/>
-      </w:pPr>
-      <w:r>
-        <w:t>Some of the searches we have run</w:t>
+        <w:t>These are illustrations rather than a client list. We found a chief financial officer for Roach, Moss and Hall and a vice president of engineering for Coleman Ltd. We recruited an outside director for Sanchez-Baker and a head of operations for Davis and Sons. More recently we placed a general counsel with Howard, Carlson and Tran. We are glad to arrange a reference conversation with a client who has been through a search with us, and an hour of that will tell a board more than this page can.</w:t>
       </w:r>
     </w:p>
     <w:p>
       <w:r>
-        <w:t>We are fortunate in our clients. What follows is a representative handful, offered as examples of the kind of company that trusts us with a search, and not as a full account of our book; we hold a great many of our relationships in confidence, as our clients would expect us to:</w:t>
-      </w:r>
-    </w:p>
-    <w:p>
-      <w:pPr>
-        <w:pStyle w:val="ListBullet"/>
-      </w:pPr>
-      <w:r>
-        <w:t>Roach, Moss and Hall</w:t>
-      </w:r>
-    </w:p>
-    <w:p>
-      <w:pPr>
-        <w:pStyle w:val="ListBullet"/>
-      </w:pPr>
-      <w:r>
-        <w:t>Coleman Ltd</w:t>
-      </w:r>
-    </w:p>
-    <w:p>
-      <w:pPr>
-        <w:pStyle w:val="ListBullet"/>
-      </w:pPr>
-      <w:r>
-        <w:t>Sanchez-Baker</w:t>
-      </w:r>
-    </w:p>
-    <w:p>
-      <w:pPr>
-        <w:pStyle w:val="ListBullet"/>
-      </w:pPr>
-      <w:r>
-        <w:t>Davis and Sons</w:t>
-      </w:r>
-    </w:p>
-    <w:p>
-      <w:pPr>
-        <w:pStyle w:val="ListBullet"/>
-      </w:pPr>
-      <w:r>
-        <w:t>Howard, Carlson and Tran</w:t>
-      </w:r>
-    </w:p>
-    <w:p>
-      <w:r>
-        <w:t>Each of these began the same way, with a board that wanted to get one important hire exactly right, and each is a relationship we still value. We name them here with their goodwill, and we describe the searches themselves no further; the trust that lets us do this work runs in both directions.</w:t>
-      </w:r>
-    </w:p>
-    <w:p>
-      <w:pPr>
-        <w:pStyle w:val="Heading2"/>
-      </w:pPr>
-      <w:r>
-        <w:t>The people you will work with</w:t>
-      </w:r>
-    </w:p>
-    <w:p>
-      <w:r>
-        <w:t>The firm is led by Kelly Chavez, our Managing Director, who still sets the tone for how the office writes and for how it holds the two anxious parties every search carries at once, the client and the candidate. Behind every assignment is a research bench that does the deep, unhurried sourcing the work depends on. Larry Russell is the patient sourcer among them, the one we hand the long-lead mandate where the right person has to be coaxed into a conversation. Mary Parker keeps that research honest, cross-checking the market maps and catching the detail a first pass misses. They describe candidates by their seat, never by their name, in anything that travels, because discretion is the condition that lets good people talk to us at all.</w:t>
-      </w:r>
-    </w:p>
-    <w:p>
-      <w:r>
-        <w:t>If your board is weighing a search that has to go right, the next step is an easy one. Call us, and let us spend an hour understanding what you actually need before anyone talks about candidates. That first conversation is where every good search begins.</w:t>
+        <w:t>If a search is coming, begin with Kelly Chavez, who takes the first call for the firm. Half an hour is usually enough to know whether this is an assignment we should be doing.</w:t>
       </w:r>
     </w:p>
     <w:sectPr>
